--- a/doc_templates/flash_handover.docx
+++ b/doc_templates/flash_handover.docx
@@ -4,9 +4,8 @@
   <w:body>
     <w:tbl>
       <w:tblPr>
-        <w:tblpPr w:leftFromText="180" w:rightFromText="180" w:vertAnchor="text" w:horzAnchor="page" w:tblpX="1" w:tblpY="-2284"/>
-        <w:tblOverlap w:val="never"/>
-        <w:tblW w:w="13380" w:type="dxa"/>
+        <w:tblW w:w="10624" w:type="dxa"/>
+        <w:jc w:val="right"/>
         <w:tblCellSpacing w:w="0" w:type="dxa"/>
         <w:tblCellMar>
           <w:left w:w="0" w:type="dxa"/>
@@ -15,7 +14,7 @@
         <w:tblLook w:val="04A0" w:firstRow="1" w:lastRow="0" w:firstColumn="1" w:lastColumn="0" w:noHBand="0" w:noVBand="1"/>
       </w:tblPr>
       <w:tblGrid>
-        <w:gridCol w:w="13420"/>
+        <w:gridCol w:w="10656"/>
       </w:tblGrid>
       <w:tr>
         <w:trPr>
@@ -24,7 +23,7 @@
         </w:trPr>
         <w:tc>
           <w:tcPr>
-            <w:tcW w:w="13380" w:type="dxa"/>
+            <w:tcW w:w="10624" w:type="dxa"/>
             <w:vMerge w:val="restart"/>
             <w:tcBorders>
               <w:top w:val="single" w:sz="8" w:space="0" w:color="auto"/>
@@ -38,20 +37,7 @@
           </w:tcPr>
           <w:p>
             <w:pPr>
-              <w:spacing w:after="0" w:line="240" w:lineRule="auto"/>
-              <w:ind w:right="432"/>
-              <w:jc w:val="center"/>
-              <w:rPr>
-                <w:rFonts w:ascii="Calibri" w:eastAsia="Times New Roman" w:hAnsi="Calibri" w:cs="Calibri"/>
-                <w:b/>
-                <w:bCs/>
-                <w:color w:val="000000"/>
-                <w:kern w:val="0"/>
-                <w:sz w:val="36"/>
-                <w:szCs w:val="36"/>
-                <w:u w:val="single"/>
-                <w14:ligatures w14:val="none"/>
-              </w:rPr>
+              <w:jc w:val="left"/>
             </w:pPr>
             <w:r>
               <w:rPr>
@@ -61,17 +47,9 @@
                 <w14:ligatures w14:val="none"/>
               </w:rPr>
               <w:drawing>
-                <wp:anchor distT="0" distB="0" distL="114300" distR="114300" simplePos="0" relativeHeight="251661312" behindDoc="0" locked="0" layoutInCell="1" allowOverlap="1" wp14:anchorId="0156D2CE" wp14:editId="313EE2BD">
-                  <wp:simplePos x="0" y="0"/>
-                  <wp:positionH relativeFrom="column">
-                    <wp:posOffset>403860</wp:posOffset>
-                  </wp:positionH>
-                  <wp:positionV relativeFrom="paragraph">
-                    <wp:posOffset>640080</wp:posOffset>
-                  </wp:positionV>
+                <wp:inline distT="0" distB="0" distL="0" distR="0">
                   <wp:extent cx="1402080" cy="434340"/>
                   <wp:effectExtent l="0" t="0" r="7620" b="3810"/>
-                  <wp:wrapTopAndBottom/>
                   <wp:docPr id="2098235163" name="Picture 2"/>
                   <wp:cNvGraphicFramePr>
                     <a:graphicFrameLocks xmlns:a="http://schemas.openxmlformats.org/drawingml/2006/main"/>
@@ -111,15 +89,27 @@
                       </pic:pic>
                     </a:graphicData>
                   </a:graphic>
-                  <wp14:sizeRelH relativeFrom="margin">
-                    <wp14:pctWidth>0</wp14:pctWidth>
-                  </wp14:sizeRelH>
-                  <wp14:sizeRelV relativeFrom="margin">
-                    <wp14:pctHeight>0</wp14:pctHeight>
-                  </wp14:sizeRelV>
-                </wp:anchor>
+                </wp:inline>
               </w:drawing>
             </w:r>
+          </w:p>
+          <w:p>
+            <w:pPr>
+              <w:spacing w:after="0" w:line="240" w:lineRule="auto"/>
+              <w:ind w:right="432"/>
+              <w:jc w:val="center"/>
+              <w:rPr>
+                <w:rFonts w:ascii="Calibri" w:eastAsia="Times New Roman" w:hAnsi="Calibri" w:cs="Calibri"/>
+                <w:b/>
+                <w:bCs/>
+                <w:color w:val="000000"/>
+                <w:kern w:val="0"/>
+                <w:sz w:val="36"/>
+                <w:szCs w:val="36"/>
+                <w:u w:val="single"/>
+                <w14:ligatures w14:val="none"/>
+              </w:rPr>
+            </w:pPr>
             <w:r>
               <w:rPr>
                 <w:rFonts w:ascii="Calibri" w:eastAsia="Times New Roman" w:hAnsi="Calibri" w:cs="Calibri"/>
@@ -292,8 +282,8 @@
     <w:tbl>
       <w:tblPr>
         <w:tblStyle w:val="TableGrid"/>
-        <w:tblpPr w:leftFromText="180" w:rightFromText="180" w:vertAnchor="text" w:horzAnchor="page" w:tblpX="2005" w:tblpY="109"/>
         <w:tblW w:w="0" w:type="auto"/>
+        <w:jc w:val="right"/>
         <w:tblBorders>
           <w:top w:val="none" w:sz="0" w:space="0" w:color="auto"/>
           <w:left w:val="none" w:sz="0" w:space="0" w:color="auto"/>
@@ -319,6 +309,7 @@
           </w:tcPr>
           <w:p>
             <w:pPr>
+              <w:spacing w:before="240"/>
               <w:jc w:val="right"/>
               <w:rPr>
                 <w:rFonts w:ascii="Calibri" w:hAnsi="Calibri" w:cs="Calibri"/>
@@ -367,6 +358,7 @@
           </w:tcPr>
           <w:p>
             <w:pPr>
+              <w:spacing w:before="240"/>
               <w:jc w:val="right"/>
               <w:rPr>
                 <w:rFonts w:ascii="Calibri" w:hAnsi="Calibri" w:cs="Calibri"/>
@@ -404,6 +396,7 @@
           </w:tcPr>
           <w:p>
             <w:pPr>
+              <w:spacing w:before="240"/>
               <w:jc w:val="right"/>
               <w:rPr>
                 <w:rFonts w:ascii="Calibri" w:hAnsi="Calibri" w:cs="Calibri"/>
@@ -451,8 +444,8 @@
     <w:tbl>
       <w:tblPr>
         <w:tblStyle w:val="TableGrid"/>
-        <w:tblpPr w:leftFromText="180" w:rightFromText="180" w:vertAnchor="text" w:horzAnchor="margin" w:tblpY="569"/>
         <w:tblW w:w="0" w:type="auto"/>
+        <w:jc w:val="right"/>
         <w:tblBorders>
           <w:top w:val="none" w:sz="0" w:space="0" w:color="auto"/>
           <w:left w:val="none" w:sz="0" w:space="0" w:color="auto"/>
@@ -796,17 +789,18 @@
     </w:p>
     <w:tbl>
       <w:tblPr>
-        <w:tblW w:w="11597" w:type="dxa"/>
-        <w:tblInd w:w="-1108" w:type="dxa"/>
+        <w:tblW w:w="10603" w:type="dxa"/>
+        <w:jc w:val="right"/>
+        <w:tblInd w:w="0" w:type="dxa"/>
         <w:tblLook w:val="04A0" w:firstRow="1" w:lastRow="0" w:firstColumn="1" w:lastColumn="0" w:noHBand="0" w:noVBand="1"/>
       </w:tblPr>
       <w:tblGrid>
-        <w:gridCol w:w="1722"/>
-        <w:gridCol w:w="2882"/>
-        <w:gridCol w:w="3203"/>
-        <w:gridCol w:w="1258"/>
-        <w:gridCol w:w="1084"/>
-        <w:gridCol w:w="1506"/>
+        <w:gridCol w:w="1574"/>
+        <w:gridCol w:w="2635"/>
+        <w:gridCol w:w="2928"/>
+        <w:gridCol w:w="1150"/>
+        <w:gridCol w:w="991"/>
+        <w:gridCol w:w="1377"/>
       </w:tblGrid>
       <w:tr>
         <w:trPr>
@@ -814,7 +808,7 @@
         </w:trPr>
         <w:tc>
           <w:tcPr>
-            <w:tcW w:w="1722" w:type="dxa"/>
+            <w:tcW w:w="1574" w:type="dxa"/>
             <w:tcBorders>
               <w:top w:val="single" w:sz="8" w:space="0" w:color="auto"/>
               <w:left w:val="single" w:sz="8" w:space="0" w:color="auto"/>
@@ -858,7 +852,7 @@
         </w:tc>
         <w:tc>
           <w:tcPr>
-            <w:tcW w:w="2824" w:type="dxa"/>
+            <w:tcW w:w="2582" w:type="dxa"/>
             <w:tcBorders>
               <w:top w:val="single" w:sz="8" w:space="0" w:color="auto"/>
               <w:left w:val="nil"/>
@@ -989,7 +983,7 @@
         </w:tc>
         <w:tc>
           <w:tcPr>
-            <w:tcW w:w="3203" w:type="dxa"/>
+            <w:tcW w:w="2928" w:type="dxa"/>
             <w:tcBorders>
               <w:top w:val="single" w:sz="8" w:space="0" w:color="auto"/>
               <w:left w:val="nil"/>
@@ -1034,7 +1028,7 @@
         </w:tc>
         <w:tc>
           <w:tcPr>
-            <w:tcW w:w="1258" w:type="dxa"/>
+            <w:tcW w:w="1150" w:type="dxa"/>
             <w:tcBorders>
               <w:top w:val="single" w:sz="8" w:space="0" w:color="auto"/>
               <w:left w:val="nil"/>
@@ -1065,7 +1059,7 @@
         </w:tc>
         <w:tc>
           <w:tcPr>
-            <w:tcW w:w="1084" w:type="dxa"/>
+            <w:tcW w:w="991" w:type="dxa"/>
             <w:tcBorders>
               <w:top w:val="single" w:sz="8" w:space="0" w:color="auto"/>
               <w:left w:val="nil"/>
@@ -1096,7 +1090,7 @@
         </w:tc>
         <w:tc>
           <w:tcPr>
-            <w:tcW w:w="1506" w:type="dxa"/>
+            <w:tcW w:w="1377" w:type="dxa"/>
             <w:tcBorders>
               <w:top w:val="single" w:sz="8" w:space="0" w:color="auto"/>
               <w:left w:val="nil"/>
@@ -1144,7 +1138,7 @@
         </w:trPr>
         <w:tc>
           <w:tcPr>
-            <w:tcW w:w="1722" w:type="dxa"/>
+            <w:tcW w:w="1574" w:type="dxa"/>
             <w:tcBorders>
               <w:top w:val="nil"/>
               <w:left w:val="single" w:sz="8" w:space="0" w:color="auto"/>
@@ -1194,7 +1188,7 @@
         </w:tc>
         <w:tc>
           <w:tcPr>
-            <w:tcW w:w="2824" w:type="dxa"/>
+            <w:tcW w:w="2582" w:type="dxa"/>
             <w:tcBorders>
               <w:top w:val="nil"/>
               <w:left w:val="nil"/>
@@ -1247,7 +1241,7 @@
         </w:tc>
         <w:tc>
           <w:tcPr>
-            <w:tcW w:w="3203" w:type="dxa"/>
+            <w:tcW w:w="2928" w:type="dxa"/>
             <w:tcBorders>
               <w:top w:val="nil"/>
               <w:left w:val="nil"/>
@@ -1299,7 +1293,7 @@
         </w:tc>
         <w:tc>
           <w:tcPr>
-            <w:tcW w:w="1258" w:type="dxa"/>
+            <w:tcW w:w="1150" w:type="dxa"/>
             <w:tcBorders>
               <w:top w:val="nil"/>
               <w:left w:val="nil"/>
@@ -1331,7 +1325,7 @@
         </w:tc>
         <w:tc>
           <w:tcPr>
-            <w:tcW w:w="1084" w:type="dxa"/>
+            <w:tcW w:w="991" w:type="dxa"/>
             <w:tcBorders>
               <w:top w:val="nil"/>
               <w:left w:val="nil"/>
@@ -1360,7 +1354,7 @@
         </w:tc>
         <w:tc>
           <w:tcPr>
-            <w:tcW w:w="1506" w:type="dxa"/>
+            <w:tcW w:w="1377" w:type="dxa"/>
             <w:tcBorders>
               <w:top w:val="nil"/>
               <w:left w:val="nil"/>
@@ -1426,8 +1420,8 @@
     <w:tbl>
       <w:tblPr>
         <w:tblStyle w:val="TableGrid"/>
-        <w:tblpPr w:leftFromText="180" w:rightFromText="180" w:vertAnchor="text" w:horzAnchor="margin" w:tblpXSpec="center" w:tblpY="375"/>
         <w:tblW w:w="0" w:type="auto"/>
+        <w:jc w:val="right"/>
         <w:tblBorders>
           <w:top w:val="none" w:sz="0" w:space="0" w:color="auto"/>
           <w:left w:val="none" w:sz="0" w:space="0" w:color="auto"/>
@@ -1735,6 +1729,7 @@
       <w:tblPr>
         <w:tblStyle w:val="TableGrid"/>
         <w:tblW w:w="0" w:type="auto"/>
+        <w:jc w:val="right"/>
         <w:tblBorders>
           <w:top w:val="none" w:sz="0" w:space="0" w:color="auto"/>
           <w:left w:val="none" w:sz="0" w:space="0" w:color="auto"/>
@@ -1978,6 +1973,7 @@
     </w:p>
     <w:p>
       <w:pPr>
+        <w:spacing w:before="360"/>
         <w:ind w:right="144"/>
         <w:jc w:val="right"/>
         <w:rPr>
@@ -2041,51 +2037,9 @@
         <w:t xml:space="preserve">                                                                                                    </w:t>
       </w:r>
     </w:p>
-    <w:p>
-      <w:pPr>
-        <w:jc w:val="right"/>
-        <w:rPr>
-          <w:rFonts w:ascii="Calibri" w:hAnsi="Calibri" w:cs="Calibri"/>
-          <w:lang w:bidi="ar-EG"/>
-        </w:rPr>
-      </w:pPr>
-      <w:r>
-        <w:rPr>
-          <w:rFonts w:ascii="Calibri" w:hAnsi="Calibri" w:cs="Calibri" w:hint="cs"/>
-          <w:rtl/>
-          <w:lang w:bidi="ar-EG"/>
-        </w:rPr>
-        <w:t xml:space="preserve">                                                                                                      </w:t>
-      </w:r>
-    </w:p>
-    <w:p>
-      <w:pPr>
-        <w:jc w:val="right"/>
-        <w:rPr>
-          <w:rFonts w:ascii="Calibri" w:hAnsi="Calibri" w:cs="Calibri"/>
-          <w:lang w:bidi="ar-EG"/>
-        </w:rPr>
-      </w:pPr>
-      <w:r>
-        <w:rPr>
-          <w:rFonts w:ascii="Calibri" w:hAnsi="Calibri" w:cs="Calibri"/>
-          <w:rtl/>
-          <w:lang w:bidi="ar-EG"/>
-        </w:rPr>
-        <w:t xml:space="preserve"> </w:t>
-      </w:r>
-    </w:p>
-    <w:p>
-      <w:pPr>
-        <w:rPr>
-          <w:rtl/>
-          <w:lang w:bidi="ar-EG"/>
-        </w:rPr>
-      </w:pPr>
-    </w:p>
     <w:sectPr>
       <w:pgSz w:w="12240" w:h="15840"/>
-      <w:pgMar w:top="1440" w:right="144" w:bottom="720" w:left="1440" w:header="720" w:footer="720" w:gutter="0"/>
+      <w:pgMar w:top="648" w:right="792" w:bottom="604" w:left="792" w:header="720" w:footer="720" w:gutter="0"/>
       <w:cols w:space="720"/>
       <w:docGrid w:linePitch="360"/>
     </w:sectPr>
